--- a/МДК.01.01 Разработка программных модулей/codes/DZ_LAB_1.docx
+++ b/МДК.01.01 Разработка программных модулей/codes/DZ_LAB_1.docx
@@ -2,7 +2,7 @@
 <file path=word/document.xml><?xml version="1.0" encoding="utf-8"?>
 <w:document xmlns:wpc="http://schemas.microsoft.com/office/word/2010/wordprocessingCanvas" xmlns:mc="http://schemas.openxmlformats.org/markup-compatibility/2006" xmlns:o="urn:schemas-microsoft-com:office:office" xmlns:r="http://schemas.openxmlformats.org/officeDocument/2006/relationships" xmlns:m="http://schemas.openxmlformats.org/officeDocument/2006/math" xmlns:v="urn:schemas-microsoft-com:vml" xmlns:wp14="http://schemas.microsoft.com/office/word/2010/wordprocessingDrawing" xmlns:wp="http://schemas.openxmlformats.org/drawingml/2006/wordprocessingDrawing" xmlns:w10="urn:schemas-microsoft-com:office:word" xmlns:w="http://schemas.openxmlformats.org/wordprocessingml/2006/main" xmlns:w14="http://schemas.microsoft.com/office/word/2010/wordml" xmlns:w15="http://schemas.microsoft.com/office/word/2012/wordml" xmlns:wpg="http://schemas.microsoft.com/office/word/2010/wordprocessingGroup" xmlns:wpi="http://schemas.microsoft.com/office/word/2010/wordprocessingInk" xmlns:wne="http://schemas.microsoft.com/office/word/2006/wordml" xmlns:wps="http://schemas.microsoft.com/office/word/2010/wordprocessingShape" xmlns:w16se="http://schemas.microsoft.com/office/word/2015/wordml/symex" xmlns:w16cid="http://schemas.microsoft.com/office/word/2016/wordml/cid" xmlns:w16="http://schemas.microsoft.com/office/word/2018/wordml" xmlns:w16cex="http://schemas.microsoft.com/office/word/2018/wordml/cex" xmlns:w16sdtdh="http://schemas.microsoft.com/office/word/2020/wordml/sdtdatahash" xmlns:w16sdtfl="http://schemas.microsoft.com/office/word/2024/wordml/sdtformatlock" mc:Ignorable="w14 w15 wp14 w16se w16cid w16 w16cex w16sdtdh w16sdtfl">
   <w:body>
-    <w:p xmlns:wp14="http://schemas.microsoft.com/office/word/2010/wordml" wp14:paraId="11E39F8A" wp14:textId="6F673374">
+    <w:p xmlns:wp14="http://schemas.microsoft.com/office/word/2010/wordml" wp14:paraId="11E39F8A" wp14:textId="60F822A8">
       <w:pPr>
         <w:pStyle w:val="Normal"/>
         <w:spacing w:before="299" w:beforeAutospacing="off" w:after="299" w:afterAutospacing="off"/>
@@ -44,7 +44,17 @@
           <w:szCs w:val="24"/>
           <w:lang w:val="ru-RU"/>
         </w:rPr>
-        <w:t>Григорьев Никита Егорович</w:t>
+        <w:t>Григорьев</w:t>
+      </w:r>
+      <w:r>
+        <w:rPr>
+          <w:rFonts w:ascii="Aptos" w:hAnsi="Aptos" w:eastAsia="Aptos" w:cs="Aptos"/>
+          <w:noProof w:val="0"/>
+          <w:sz w:val="24"/>
+          <w:szCs w:val="24"/>
+          <w:lang w:val="ru-RU"/>
+        </w:rPr>
+        <w:t xml:space="preserve"> Н, Соловьёв З </w:t>
       </w:r>
     </w:p>
     <w:p xmlns:wp14="http://schemas.microsoft.com/office/word/2010/wordml" wp14:paraId="739F5AC3" wp14:textId="0FD73E77">
@@ -7153,7 +7163,7 @@
     <w:basedOn w:val="Normal"/>
     <w:next w:val="Normal"/>
     <w:qFormat/>
-    <w:rsid w:val="6EEBA4C2"/>
+    <w:rsid w:val="7537B263"/>
     <w:rPr>
       <w:rFonts w:ascii="Aptos Display" w:hAnsi="Aptos Display" w:eastAsia="" w:cs="" w:asciiTheme="majorAscii" w:hAnsiTheme="majorAscii" w:eastAsiaTheme="majorEastAsia" w:cstheme="majorBidi"/>
       <w:color w:val="0F4761" w:themeColor="accent1" w:themeTint="FF" w:themeShade="BF"/>
@@ -7174,7 +7184,7 @@
     <w:next w:val="Normal"/>
     <w:unhideWhenUsed/>
     <w:qFormat/>
-    <w:rsid w:val="6EEBA4C2"/>
+    <w:rsid w:val="7537B263"/>
     <w:rPr>
       <w:rFonts w:ascii="Aptos Display" w:hAnsi="Aptos Display" w:eastAsia="" w:cs="" w:asciiTheme="majorAscii" w:hAnsiTheme="majorAscii" w:eastAsiaTheme="majorEastAsia" w:cstheme="majorBidi"/>
       <w:color w:val="0F4761" w:themeColor="accent1" w:themeTint="FF" w:themeShade="BF"/>
@@ -7195,7 +7205,7 @@
     <w:next w:val="Normal"/>
     <w:unhideWhenUsed/>
     <w:qFormat/>
-    <w:rsid w:val="6EEBA4C2"/>
+    <w:rsid w:val="7537B263"/>
     <w:rPr>
       <w:rFonts w:eastAsia="" w:cs="" w:eastAsiaTheme="majorEastAsia" w:cstheme="majorBidi"/>
       <w:color w:val="0F4761" w:themeColor="accent1" w:themeTint="FF" w:themeShade="BF"/>
@@ -7214,7 +7224,7 @@
     <w:name w:val="List Paragraph"/>
     <w:basedOn w:val="Normal"/>
     <w:qFormat/>
-    <w:rsid w:val="6EEBA4C2"/>
+    <w:rsid w:val="7537B263"/>
     <w:pPr>
       <w:spacing/>
       <w:ind w:left="720"/>
@@ -7226,7 +7236,7 @@
     <w:name w:val="Hyperlink"/>
     <w:basedOn w:val="DefaultParagraphFont"/>
     <w:unhideWhenUsed/>
-    <w:rsid w:val="6EEBA4C2"/>
+    <w:rsid w:val="7537B263"/>
     <w:rPr>
       <w:color w:val="467886"/>
       <w:u w:val="single"/>
